--- a/DOKUMENTACE.docx
+++ b/DOKUMENTACE.docx
@@ -42,7 +42,7 @@
           <w:sz w:val="24"/>
           <w:szCs w:val="24"/>
         </w:rPr>
-        <w:t xml:space="preserve">Webová aplikace v CodeIgniter 4</w:t>
+        <w:t xml:space="preserve">Webová stránka ve frameworku CodeIgniter 4</w:t>
       </w:r>
     </w:p>
     <w:p>
@@ -55,7 +55,7 @@
           <w:sz w:val="24"/>
           <w:szCs w:val="24"/>
         </w:rPr>
-        <w:t xml:space="preserve">Autorky: Veronika Šustková a Straňáková</w:t>
+        <w:t xml:space="preserve">Vypracovaly: Veronika Šustková a Straňáková</w:t>
       </w:r>
     </w:p>
     <w:p>
@@ -108,7 +108,15 @@
         <w:spacing w:after="120"/>
       </w:pPr>
       <w:r>
-        <w:t xml:space="preserve">Projekt je webová aplikace „Portál adopce koček“ postavená na frameworku CodeIgniter 4 (PHP) s databází MySQL. Aplikace umožňuje správu inzerátů koček (přidávání, editaci, archivaci), galerii fotek se stránkováním, rezervaci a adopci koček, správu uživatelů a je celá chráněná přihlášením. Tato dokumentace popisuje rozdělení práce, použité externí nástroje, citace zdrojů, metody jednotlivých kontrolerů, vlastní knihovny a konfigurační proměnné.</w:t>
+        <w:t xml:space="preserve">Náš projekt je webová stránka pro adopci koček. Dělaly jsme ji ve frameworku CodeIgniter 4 (jazyk PHP) a data si ukládáme do databáze MySQL. Na stránce jde přidávat a spravovat inzeráty koček, je tu galerie fotek se stránkováním, kočky se dají rezervovat nebo adoptovat, je tu i správa uživatelů a celá stránka jde otevřít až po přihlášení.</w:t>
+      </w:r>
+    </w:p>
+    <w:p>
+      <w:pPr>
+        <w:spacing w:after="120"/>
+      </w:pPr>
+      <w:r>
+        <w:t xml:space="preserve">V téhle dokumentaci píšeme, jak jsme si rozdělily práci, jaké hotové nástroje jsme použily, odkud jsme čerpaly, co dělají jednotlivé metody v kontrolerech, jaké jsme si udělaly vlastní knihovny a co se dá nastavit v konfiguračních proměnných.</w:t>
       </w:r>
     </w:p>
     <w:p>
@@ -124,7 +132,7 @@
         <w:spacing w:after="120"/>
       </w:pPr>
       <w:r>
-        <w:t xml:space="preserve">Na projektu se autorky podílely rovným dílem, tj. v poměru 50 / 50.</w:t>
+        <w:t xml:space="preserve">Na projektu jsme pracovaly dvě a práci jsme si rozdělily napůl, tedy 50 / 50. Není to tak, že bychom dělaly všechno společně – každá měla na starosti svoje části.</w:t>
       </w:r>
     </w:p>
     <w:p>
@@ -145,46 +153,46 @@
         <w:spacing w:after="60"/>
       </w:pPr>
       <w:r>
-        <w:t xml:space="preserve">Autentizace a přihlašování (vlastní session přihlášení proti tabulce users, ochrana všech stránek filtrem).</w:t>
-      </w:r>
-    </w:p>
-    <w:p>
-      <w:pPr>
-        <w:pStyle w:val="ListParagraph"/>
-        <w:numPr>
-          <w:ilvl w:val="0"/>
-          <w:numId w:val="2"/>
-        </w:numPr>
-        <w:spacing w:after="60"/>
-      </w:pPr>
-      <w:r>
-        <w:t xml:space="preserve">CRUD správa inzerátů koček – přidávání, editace a archivace (softdelete).</w:t>
-      </w:r>
-    </w:p>
-    <w:p>
-      <w:pPr>
-        <w:pStyle w:val="ListParagraph"/>
-        <w:numPr>
-          <w:ilvl w:val="0"/>
-          <w:numId w:val="2"/>
-        </w:numPr>
-        <w:spacing w:after="60"/>
-      </w:pPr>
-      <w:r>
-        <w:t xml:space="preserve">WYSIWYG editor (TinyMCE) pro úpravu dlouhého formátovaného popisu kočky.</w:t>
-      </w:r>
-    </w:p>
-    <w:p>
-      <w:pPr>
-        <w:pStyle w:val="ListParagraph"/>
-        <w:numPr>
-          <w:ilvl w:val="0"/>
-          <w:numId w:val="2"/>
-        </w:numPr>
-        <w:spacing w:after="60"/>
-      </w:pPr>
-      <w:r>
-        <w:t xml:space="preserve">Stavy koček a jejich české popisky, drobečková navigace, alertové hlášky a modální okna.</w:t>
+        <w:t xml:space="preserve">Přihlašování a odhlašování (přihlášení podle e‑mailu a hesla z tabulky users a ochrana stránek, aby se k nim nepřihlášený nedostal).</w:t>
+      </w:r>
+    </w:p>
+    <w:p>
+      <w:pPr>
+        <w:pStyle w:val="ListParagraph"/>
+        <w:numPr>
+          <w:ilvl w:val="0"/>
+          <w:numId w:val="2"/>
+        </w:numPr>
+        <w:spacing w:after="60"/>
+      </w:pPr>
+      <w:r>
+        <w:t xml:space="preserve">Přidávání, úprava a archivace inzerátů koček (mazání jsme udělaly jako softdelete, aby šlo záznam obnovit).</w:t>
+      </w:r>
+    </w:p>
+    <w:p>
+      <w:pPr>
+        <w:pStyle w:val="ListParagraph"/>
+        <w:numPr>
+          <w:ilvl w:val="0"/>
+          <w:numId w:val="2"/>
+        </w:numPr>
+        <w:spacing w:after="60"/>
+      </w:pPr>
+      <w:r>
+        <w:t xml:space="preserve">WYSIWYG editor (TinyMCE) na psaní delšího popisu kočky.</w:t>
+      </w:r>
+    </w:p>
+    <w:p>
+      <w:pPr>
+        <w:pStyle w:val="ListParagraph"/>
+        <w:numPr>
+          <w:ilvl w:val="0"/>
+          <w:numId w:val="2"/>
+        </w:numPr>
+        <w:spacing w:after="60"/>
+      </w:pPr>
+      <w:r>
+        <w:t xml:space="preserve">Stavy koček a jejich české popisky, drobečková navigace, hlášky a vyskakovací (modální) okna.</w:t>
       </w:r>
     </w:p>
     <w:p>
@@ -231,46 +239,46 @@
         <w:spacing w:after="60"/>
       </w:pPr>
       <w:r>
-        <w:t xml:space="preserve">Založení projektu – instalace a konfigurace CodeIgniteru, struktura aplikace a routování.</w:t>
-      </w:r>
-    </w:p>
-    <w:p>
-      <w:pPr>
-        <w:pStyle w:val="ListParagraph"/>
-        <w:numPr>
-          <w:ilvl w:val="0"/>
-          <w:numId w:val="2"/>
-        </w:numPr>
-        <w:spacing w:after="60"/>
-      </w:pPr>
-      <w:r>
-        <w:t xml:space="preserve">Návrh a vytvoření databáze – tabulky cats, photos, breeds, cat_breeds, users a jejich vzájemné vazby.</w:t>
-      </w:r>
-    </w:p>
-    <w:p>
-      <w:pPr>
-        <w:pStyle w:val="ListParagraph"/>
-        <w:numPr>
-          <w:ilvl w:val="0"/>
-          <w:numId w:val="2"/>
-        </w:numPr>
-        <w:spacing w:after="60"/>
-      </w:pPr>
-      <w:r>
-        <w:t xml:space="preserve">Práce s obrázky – galerie fotek zobrazená do karet se stránkováním, nahrávání (upload) a mazání fotek.</w:t>
-      </w:r>
-    </w:p>
-    <w:p>
-      <w:pPr>
-        <w:pStyle w:val="ListParagraph"/>
-        <w:numPr>
-          <w:ilvl w:val="0"/>
-          <w:numId w:val="2"/>
-        </w:numPr>
-        <w:spacing w:after="60"/>
-      </w:pPr>
-      <w:r>
-        <w:t xml:space="preserve">Správa uživatelů (administrace).</w:t>
+        <w:t xml:space="preserve">Založení projektu – nainstalování a nastavení CodeIgniteru, struktura aplikace a routy (adresy stránek).</w:t>
+      </w:r>
+    </w:p>
+    <w:p>
+      <w:pPr>
+        <w:pStyle w:val="ListParagraph"/>
+        <w:numPr>
+          <w:ilvl w:val="0"/>
+          <w:numId w:val="2"/>
+        </w:numPr>
+        <w:spacing w:after="60"/>
+      </w:pPr>
+      <w:r>
+        <w:t xml:space="preserve">Návrh a vytvoření databáze – tabulky cats, photos, breeds, cat_breeds a users a jejich propojení.</w:t>
+      </w:r>
+    </w:p>
+    <w:p>
+      <w:pPr>
+        <w:pStyle w:val="ListParagraph"/>
+        <w:numPr>
+          <w:ilvl w:val="0"/>
+          <w:numId w:val="2"/>
+        </w:numPr>
+        <w:spacing w:after="60"/>
+      </w:pPr>
+      <w:r>
+        <w:t xml:space="preserve">Práce s obrázky – galerie fotek vypsaná do karet se stránkováním, nahrávání (upload) a mazání fotek.</w:t>
+      </w:r>
+    </w:p>
+    <w:p>
+      <w:pPr>
+        <w:pStyle w:val="ListParagraph"/>
+        <w:numPr>
+          <w:ilvl w:val="0"/>
+          <w:numId w:val="2"/>
+        </w:numPr>
+        <w:spacing w:after="60"/>
+      </w:pPr>
+      <w:r>
+        <w:t xml:space="preserve">Správa uživatelů (přidávání, úprava a archivace).</w:t>
       </w:r>
     </w:p>
     <w:p>
@@ -286,7 +294,7 @@
         <w:spacing w:after="120"/>
       </w:pPr>
       <w:r>
-        <w:t xml:space="preserve">Následující tabulka uvádí použité externí knihovny a nástroje – název, verzi, autora, licenci a odkaz.</w:t>
+        <w:t xml:space="preserve">Nedělaly jsme úplně všechno od nuly – použily jsme i hotové nástroje od jiných autorů. V tabulce je jejich název, verze, autor, licence a odkaz.</w:t>
       </w:r>
     </w:p>
     <w:tbl>
@@ -573,7 +581,7 @@
             </w:tcMar>
           </w:tcPr>
           <w:p>
-            <w:hyperlink w:history="1" r:id="rIdg5sobwhhtfkbc0nkqdgie">
+            <w:hyperlink w:history="1" r:id="rIdrzx4qkxi19amd8jzq310f">
               <w:r>
                 <w:rPr>
                   <w:rStyle w:val="Hyperlink"/>
@@ -709,7 +717,7 @@
             </w:tcMar>
           </w:tcPr>
           <w:p>
-            <w:hyperlink w:history="1" r:id="rIdteg9fwsdvnldk5p4iefe3">
+            <w:hyperlink w:history="1" r:id="rIdftaz8u6xbiwkwgz5gnep7">
               <w:r>
                 <w:rPr>
                   <w:rStyle w:val="Hyperlink"/>
@@ -845,7 +853,7 @@
             </w:tcMar>
           </w:tcPr>
           <w:p>
-            <w:hyperlink w:history="1" r:id="rIdr5bgmavpwa4dvlf81t28t">
+            <w:hyperlink w:history="1" r:id="rIddh6aiclvtjwrcpfvgxydy">
               <w:r>
                 <w:rPr>
                   <w:rStyle w:val="Hyperlink"/>
@@ -981,7 +989,7 @@
             </w:tcMar>
           </w:tcPr>
           <w:p>
-            <w:hyperlink w:history="1" r:id="rIdkubymsqwcut4aqk3gpd7r">
+            <w:hyperlink w:history="1" r:id="rIdgloc6_lg8v8ngccifah1t">
               <w:r>
                 <w:rPr>
                   <w:rStyle w:val="Hyperlink"/>
@@ -1007,7 +1015,7 @@
       <w:r>
         <w:t xml:space="preserve">balík benedmunds/codeigniter-ion-auth (verze 4.x-dev, licence MIT, </w:t>
       </w:r>
-      <w:hyperlink w:history="1" r:id="rIdeft9owz5vsbqg9goevhfi">
+      <w:hyperlink w:history="1" r:id="rIdzdinhsu6tgowbttuxfdu4">
         <w:r>
           <w:rPr>
             <w:rStyle w:val="Hyperlink"/>
@@ -1016,7 +1024,7 @@
         </w:r>
       </w:hyperlink>
       <w:r>
-        <w:t xml:space="preserve">) je v souboru composer.json uveden, ale finální aplikace jej nevyužívá – přihlašování je vyřešeno vlastní logikou. Vzhled je řešen vlastním CSS, framework Bootstrap nebyl použit.</w:t>
+        <w:t xml:space="preserve">) máme sice nainstalovaný v composeru, ale nakonec ho nepoužíváme – přihlašování jsme si naprogramovaly samy. Vzhled je dělaný vlastním CSS, Bootstrap jsme nepoužily.</w:t>
       </w:r>
     </w:p>
     <w:p>
@@ -1032,7 +1040,7 @@
         <w:pStyle w:val="Heading2"/>
       </w:pPr>
       <w:r>
-        <w:t xml:space="preserve">4.1 Využití umělé inteligence</w:t>
+        <w:t xml:space="preserve">4.1 Použití umělé inteligence</w:t>
       </w:r>
     </w:p>
     <w:p>
@@ -1040,7 +1048,7 @@
         <w:spacing w:after="120"/>
       </w:pPr>
       <w:r>
-        <w:t xml:space="preserve">Při tvorbě projektu byl využit AI asistent Claude (společnost Anthropic), a to zejména pro pomoc s laděním a opravami kódu, návrhem řešení a refaktoringem. V souladu s požadavky je použití AI doloženo screenshotem konverzace v Příloze A.</w:t>
+        <w:t xml:space="preserve">Při psaní kódu nám pomáhala umělá inteligence Claude (od firmy Anthropic) – hlavně když jsme si nevěděly rady s chybou nebo jsme potřebovaly poradit, jak něco udělat. Protože jsme AI použily, dáváme do přílohy i screenshot konverzace (Příloha A).</w:t>
       </w:r>
     </w:p>
     <w:p>
@@ -1059,7 +1067,7 @@
           <w:i/>
           <w:iCs/>
         </w:rPr>
-        <w:t xml:space="preserve">(vložte sem snímek obrazovky konverzace).</w:t>
+        <w:t xml:space="preserve">(sem vložíme snímek obrazovky konverzace).</w:t>
       </w:r>
     </w:p>
     <w:p>
@@ -1072,17 +1080,25 @@
     </w:p>
     <w:p>
       <w:pPr>
-        <w:pStyle w:val="ListParagraph"/>
-        <w:numPr>
-          <w:ilvl w:val="0"/>
-          <w:numId w:val="2"/>
-        </w:numPr>
-        <w:spacing w:after="60"/>
-      </w:pPr>
-      <w:r>
-        <w:t xml:space="preserve">Oficiální dokumentace CodeIgniter 4 – </w:t>
-      </w:r>
-      <w:hyperlink w:history="1" r:id="rId1tgrnbtszwqwec4cgb7jk">
+        <w:spacing w:after="120"/>
+      </w:pPr>
+      <w:r>
+        <w:t xml:space="preserve">Nejvíc jsme čerpaly z oficiálních dokumentací:</w:t>
+      </w:r>
+    </w:p>
+    <w:p>
+      <w:pPr>
+        <w:pStyle w:val="ListParagraph"/>
+        <w:numPr>
+          <w:ilvl w:val="0"/>
+          <w:numId w:val="2"/>
+        </w:numPr>
+        <w:spacing w:after="60"/>
+      </w:pPr>
+      <w:r>
+        <w:t xml:space="preserve">Dokumentace CodeIgniter 4 – </w:t>
+      </w:r>
+      <w:hyperlink w:history="1" r:id="rIdiotasoodabsnksdsji0h-">
         <w:r>
           <w:rPr>
             <w:rStyle w:val="Hyperlink"/>
@@ -1103,7 +1119,7 @@
       <w:r>
         <w:t xml:space="preserve">Dokumentace TinyMCE – </w:t>
       </w:r>
-      <w:hyperlink w:history="1" r:id="rId0sfufmg1ehokdxlu_o_gp">
+      <w:hyperlink w:history="1" r:id="rIdmduuulpytiljl9bwswal4">
         <w:r>
           <w:rPr>
             <w:rStyle w:val="Hyperlink"/>
@@ -1124,7 +1140,7 @@
       <w:r>
         <w:t xml:space="preserve">Dokumentace MySQL – </w:t>
       </w:r>
-      <w:hyperlink w:history="1" r:id="rIddrrbaxcdqbkp23joocewi">
+      <w:hyperlink w:history="1" r:id="rIdsjcnp0b_rwkoksa330juz">
         <w:r>
           <w:rPr>
             <w:rStyle w:val="Hyperlink"/>
@@ -1142,7 +1158,7 @@
           <w:i/>
           <w:iCs/>
         </w:rPr>
-        <w:t xml:space="preserve">Pozn.: pokud byly při práci využity fóra, Stack Overflow apod., doplňte sem konkrétní odkazy.</w:t>
+        <w:t xml:space="preserve">Pozn.: kdybychom použily i nějaké fórum nebo Stack Overflow, dopíšeme sem konkrétní odkazy.</w:t>
       </w:r>
     </w:p>
     <w:p>
@@ -1158,7 +1174,7 @@
         <w:spacing w:after="120"/>
       </w:pPr>
       <w:r>
-        <w:t xml:space="preserve">Níže je obecný popis toho, o co se každá metoda stará (nikoli řádek po řádku).</w:t>
+        <w:t xml:space="preserve">Kontrolery řeší, co se má stát, když uživatel někam klikne. U každé metody jsme krátce napsaly, co dělá – ne řádek po řádku, ale obecně.</w:t>
       </w:r>
     </w:p>
     <w:p>
@@ -1682,7 +1698,7 @@
         <w:spacing w:after="120"/>
       </w:pPr>
       <w:r>
-        <w:t xml:space="preserve">Opakující se operace jsou vyčleněny do vlastních knihoven ve složce app/Libraries.</w:t>
+        <w:t xml:space="preserve">Aby se nám kód pořád dokola neopakoval, udělaly jsme si vlastní knihovny. Jsou ve složce app/Libraries.</w:t>
       </w:r>
     </w:p>
     <w:p>
@@ -1698,7 +1714,7 @@
         <w:spacing w:after="120"/>
       </w:pPr>
       <w:r>
-        <w:t xml:space="preserve">Knihovna pro nahrávání obrázků koček (validace, přesun na disk, uložení záznamu).</w:t>
+        <w:t xml:space="preserve">Knihovna na nahrávání fotek koček – zkontroluje soubor, uloží ho na disk a zapíše do databáze.</w:t>
       </w:r>
     </w:p>
     <w:p>
@@ -1754,7 +1770,7 @@
         <w:spacing w:after="120"/>
       </w:pPr>
       <w:r>
-        <w:t xml:space="preserve">Knihovna pro vykreslení drobečkové navigace.</w:t>
+        <w:t xml:space="preserve">Knihovna na vykreslení drobečkové navigace (ta cestička nahoře, např. Domů / Galerie / …).</w:t>
       </w:r>
     </w:p>
     <w:p>
@@ -1790,7 +1806,7 @@
         <w:spacing w:after="120"/>
       </w:pPr>
       <w:r>
-        <w:t xml:space="preserve">Knihovna pro převod stavu kočky na český popisek (v ženském rodě, protože „kočka“ je rodu ženského).</w:t>
+        <w:t xml:space="preserve">Knihovna, která převede anglický stav kočky na český popisek. Píšeme ho v ženském rodě, protože „kočka“ je rod ženský.</w:t>
       </w:r>
     </w:p>
     <w:p>
@@ -1823,6 +1839,14 @@
     </w:p>
     <w:p>
       <w:pPr>
+        <w:spacing w:after="120"/>
+      </w:pPr>
+      <w:r>
+        <w:t xml:space="preserve">Některé věci jsme daly do konfiguračních souborů, abychom je nemusely hledat a přepisovat přímo v kódu. U každé proměnné píšeme, co znamená, k čemu je a jaké může mít hodnoty.</w:t>
+      </w:r>
+    </w:p>
+    <w:p>
+      <w:pPr>
         <w:pStyle w:val="Heading2"/>
       </w:pPr>
       <w:r>
@@ -1834,7 +1858,7 @@
         <w:spacing w:after="120"/>
       </w:pPr>
       <w:r>
-        <w:t xml:space="preserve">Konfigurační soubor galerie fotek (lze přepsat i v souboru .env prefixem gallery.).</w:t>
+        <w:t xml:space="preserve">Náš vlastní konfigurační soubor pro galerii fotek (hodnoty jdou přepsat i v souboru .env, když se před ně napíše gallery.).</w:t>
       </w:r>
     </w:p>
     <w:tbl>
@@ -2286,7 +2310,7 @@
         <w:spacing w:after="120"/>
       </w:pPr>
       <w:r>
-        <w:t xml:space="preserve">Prostředí a připojení k databázi. Hodnoty se načítají při startu aplikace.</w:t>
+        <w:t xml:space="preserve">Tady máme nastavení prostředí a připojení k databázi. Načítá se to při spuštění aplikace.</w:t>
       </w:r>
     </w:p>
     <w:tbl>

--- a/DOKUMENTACE.docx
+++ b/DOKUMENTACE.docx
@@ -55,7 +55,7 @@
           <w:sz w:val="24"/>
           <w:szCs w:val="24"/>
         </w:rPr>
-        <w:t xml:space="preserve">Vypracovaly: Veronika Šustková a Straňáková</w:t>
+        <w:t xml:space="preserve">Vypracovaly: Veronika Šustková a Veronika Straňáková</w:t>
       </w:r>
     </w:p>
     <w:p>
@@ -226,7 +226,7 @@
         <w:pStyle w:val="Heading2"/>
       </w:pPr>
       <w:r>
-        <w:t xml:space="preserve">Straňáková (50 %)</w:t>
+        <w:t xml:space="preserve">Veronika Straňáková (50 %)</w:t>
       </w:r>
     </w:p>
     <w:p>
@@ -581,7 +581,7 @@
             </w:tcMar>
           </w:tcPr>
           <w:p>
-            <w:hyperlink w:history="1" r:id="rIdrzx4qkxi19amd8jzq310f">
+            <w:hyperlink w:history="1" r:id="rIdxe8t-u6lqk69v0dtgpyth">
               <w:r>
                 <w:rPr>
                   <w:rStyle w:val="Hyperlink"/>
@@ -717,7 +717,7 @@
             </w:tcMar>
           </w:tcPr>
           <w:p>
-            <w:hyperlink w:history="1" r:id="rIdftaz8u6xbiwkwgz5gnep7">
+            <w:hyperlink w:history="1" r:id="rIdpg3iy0j5ohfy7fvv8s87l">
               <w:r>
                 <w:rPr>
                   <w:rStyle w:val="Hyperlink"/>
@@ -853,7 +853,7 @@
             </w:tcMar>
           </w:tcPr>
           <w:p>
-            <w:hyperlink w:history="1" r:id="rIddh6aiclvtjwrcpfvgxydy">
+            <w:hyperlink w:history="1" r:id="rIdbw02n7tfyena63glg6deu">
               <w:r>
                 <w:rPr>
                   <w:rStyle w:val="Hyperlink"/>
@@ -989,7 +989,7 @@
             </w:tcMar>
           </w:tcPr>
           <w:p>
-            <w:hyperlink w:history="1" r:id="rIdgloc6_lg8v8ngccifah1t">
+            <w:hyperlink w:history="1" r:id="rIdsa0bnii9fcup79jnkhzzf">
               <w:r>
                 <w:rPr>
                   <w:rStyle w:val="Hyperlink"/>
@@ -1015,7 +1015,7 @@
       <w:r>
         <w:t xml:space="preserve">balík benedmunds/codeigniter-ion-auth (verze 4.x-dev, licence MIT, </w:t>
       </w:r>
-      <w:hyperlink w:history="1" r:id="rIdzdinhsu6tgowbttuxfdu4">
+      <w:hyperlink w:history="1" r:id="rIdokfrur_b0v9f_xrkr7sdj">
         <w:r>
           <w:rPr>
             <w:rStyle w:val="Hyperlink"/>
@@ -1098,7 +1098,7 @@
       <w:r>
         <w:t xml:space="preserve">Dokumentace CodeIgniter 4 – </w:t>
       </w:r>
-      <w:hyperlink w:history="1" r:id="rIdiotasoodabsnksdsji0h-">
+      <w:hyperlink w:history="1" r:id="rIde4tg8arkgkpywsgwgwjcn">
         <w:r>
           <w:rPr>
             <w:rStyle w:val="Hyperlink"/>
@@ -1119,7 +1119,7 @@
       <w:r>
         <w:t xml:space="preserve">Dokumentace TinyMCE – </w:t>
       </w:r>
-      <w:hyperlink w:history="1" r:id="rIdmduuulpytiljl9bwswal4">
+      <w:hyperlink w:history="1" r:id="rIdv2e56f2fsrb1kb5uwsh1l">
         <w:r>
           <w:rPr>
             <w:rStyle w:val="Hyperlink"/>
@@ -1140,7 +1140,7 @@
       <w:r>
         <w:t xml:space="preserve">Dokumentace MySQL – </w:t>
       </w:r>
-      <w:hyperlink w:history="1" r:id="rIdsjcnp0b_rwkoksa330juz">
+      <w:hyperlink w:history="1" r:id="rIddczga6-cpusexdwq7yjqn">
         <w:r>
           <w:rPr>
             <w:rStyle w:val="Hyperlink"/>

--- a/DOKUMENTACE.docx
+++ b/DOKUMENTACE.docx
@@ -108,7 +108,7 @@
         <w:spacing w:after="120"/>
       </w:pPr>
       <w:r>
-        <w:t xml:space="preserve">Náš projekt je webová stránka pro adopci koček. Dělaly jsme ji ve frameworku CodeIgniter 4 (jazyk PHP) a data si ukládáme do databáze MySQL. Na stránce jde přidávat a spravovat inzeráty koček, je tu galerie fotek se stránkováním, kočky se dají rezervovat nebo adoptovat, je tu i správa uživatelů a celá stránka jde otevřít až po přihlášení.</w:t>
+        <w:t xml:space="preserve">Naším projektem je webová stránka pro adopci koček. Naprogramovaly jsme ji ve frameworku CodeIgniter 4 (framework pro jazyk PHP) a všechna data ukládáme do databáze MySQL. Uživatel si může procházet kočky, listovat galerií fotek po stránkách, kočku rezervovat nebo označit jako adoptovanou. Kromě toho je na stránce správa inzerátů a uživatelů a celá administrace je přístupná až po přihlášení.</w:t>
       </w:r>
     </w:p>
     <w:p>
@@ -116,7 +116,7 @@
         <w:spacing w:after="120"/>
       </w:pPr>
       <w:r>
-        <w:t xml:space="preserve">V téhle dokumentaci píšeme, jak jsme si rozdělily práci, jaké hotové nástroje jsme použily, odkud jsme čerpaly, co dělají jednotlivé metody v kontrolerech, jaké jsme si udělaly vlastní knihovny a co se dá nastavit v konfiguračních proměnných.</w:t>
+        <w:t xml:space="preserve">V dokumentaci popisujeme, jak jsme si rozdělily práci, jaké hotové nástroje jsme použily, odkud jsme čerpaly, k čemu slouží metody v jednotlivých kontrolerech, jaké vlastní knihovny jsme si napsaly a co se dá nastavit v konfiguraci. Nejvíc práce nám dalo propojit kočky s fotkami a plemeny přes vazební tabulky a rozchodit nahrávání obrázků.</w:t>
       </w:r>
     </w:p>
     <w:p>
@@ -132,7 +132,7 @@
         <w:spacing w:after="120"/>
       </w:pPr>
       <w:r>
-        <w:t xml:space="preserve">Na projektu jsme pracovaly dvě a práci jsme si rozdělily napůl, tedy 50 / 50. Není to tak, že bychom dělaly všechno společně – každá měla na starosti svoje části.</w:t>
+        <w:t xml:space="preserve">Pracovaly jsme ve dvou a hned na začátku jsme se domluvily, že si práci rozdělíme zhruba na polovinu. Každá si vzala svoje oblasti, takže to nebylo tak, že bychom u všeho seděly obě.</w:t>
       </w:r>
     </w:p>
     <w:p>
@@ -294,7 +294,7 @@
         <w:spacing w:after="120"/>
       </w:pPr>
       <w:r>
-        <w:t xml:space="preserve">Nedělaly jsme úplně všechno od nuly – použily jsme i hotové nástroje od jiných autorů. V tabulce je jejich název, verze, autor, licence a odkaz.</w:t>
+        <w:t xml:space="preserve">Část funkcí jsme nepsaly od začátku. Využily jsme hotové knihovny a nástroje od jiných autorů a jejich přehled (název, verze, autor, licence a odkaz) dáváme do tabulky.</w:t>
       </w:r>
     </w:p>
     <w:tbl>
@@ -581,7 +581,7 @@
             </w:tcMar>
           </w:tcPr>
           <w:p>
-            <w:hyperlink w:history="1" r:id="rIdxe8t-u6lqk69v0dtgpyth">
+            <w:hyperlink w:history="1" r:id="rIdhd1y_f4y-eyrjnmr3-4bt">
               <w:r>
                 <w:rPr>
                   <w:rStyle w:val="Hyperlink"/>
@@ -717,7 +717,7 @@
             </w:tcMar>
           </w:tcPr>
           <w:p>
-            <w:hyperlink w:history="1" r:id="rIdpg3iy0j5ohfy7fvv8s87l">
+            <w:hyperlink w:history="1" r:id="rIdmieaz6rjdigfweslzkwgq">
               <w:r>
                 <w:rPr>
                   <w:rStyle w:val="Hyperlink"/>
@@ -853,7 +853,7 @@
             </w:tcMar>
           </w:tcPr>
           <w:p>
-            <w:hyperlink w:history="1" r:id="rIdbw02n7tfyena63glg6deu">
+            <w:hyperlink w:history="1" r:id="rIdyvqkgovmembvvafmw2swo">
               <w:r>
                 <w:rPr>
                   <w:rStyle w:val="Hyperlink"/>
@@ -989,7 +989,7 @@
             </w:tcMar>
           </w:tcPr>
           <w:p>
-            <w:hyperlink w:history="1" r:id="rIdsa0bnii9fcup79jnkhzzf">
+            <w:hyperlink w:history="1" r:id="rIdefmtykdmowu46km1bci_h">
               <w:r>
                 <w:rPr>
                   <w:rStyle w:val="Hyperlink"/>
@@ -1015,7 +1015,7 @@
       <w:r>
         <w:t xml:space="preserve">balík benedmunds/codeigniter-ion-auth (verze 4.x-dev, licence MIT, </w:t>
       </w:r>
-      <w:hyperlink w:history="1" r:id="rIdokfrur_b0v9f_xrkr7sdj">
+      <w:hyperlink w:history="1" r:id="rIdvd8dxniqt9e38xtwugwlj">
         <w:r>
           <w:rPr>
             <w:rStyle w:val="Hyperlink"/>
@@ -1032,15 +1032,7 @@
         <w:pStyle w:val="Heading1"/>
       </w:pPr>
       <w:r>
-        <w:t xml:space="preserve">4. Citace AI a použité zdroje</w:t>
-      </w:r>
-    </w:p>
-    <w:p>
-      <w:pPr>
-        <w:pStyle w:val="Heading2"/>
-      </w:pPr>
-      <w:r>
-        <w:t xml:space="preserve">4.1 Použití umělé inteligence</w:t>
+        <w:t xml:space="preserve">4. Použité zdroje</w:t>
       </w:r>
     </w:p>
     <w:p>
@@ -1048,42 +1040,7 @@
         <w:spacing w:after="120"/>
       </w:pPr>
       <w:r>
-        <w:t xml:space="preserve">Při psaní kódu nám pomáhala umělá inteligence Claude (od firmy Anthropic) – hlavně když jsme si nevěděly rady s chybou nebo jsme potřebovaly poradit, jak něco udělat. Protože jsme AI použily, dáváme do přílohy i screenshot konverzace (Příloha A).</w:t>
-      </w:r>
-    </w:p>
-    <w:p>
-      <w:pPr>
-        <w:spacing w:after="120"/>
-      </w:pPr>
-      <w:r>
-        <w:rPr>
-          <w:b/>
-          <w:bCs/>
-        </w:rPr>
-        <w:t xml:space="preserve">Příloha A – screenshot chatu s AI: </w:t>
-      </w:r>
-      <w:r>
-        <w:rPr>
-          <w:i/>
-          <w:iCs/>
-        </w:rPr>
-        <w:t xml:space="preserve">(sem vložíme snímek obrazovky konverzace).</w:t>
-      </w:r>
-    </w:p>
-    <w:p>
-      <w:pPr>
-        <w:pStyle w:val="Heading2"/>
-      </w:pPr>
-      <w:r>
-        <w:t xml:space="preserve">4.2 Seznam zdrojů</w:t>
-      </w:r>
-    </w:p>
-    <w:p>
-      <w:pPr>
-        <w:spacing w:after="120"/>
-      </w:pPr>
-      <w:r>
-        <w:t xml:space="preserve">Nejvíc jsme čerpaly z oficiálních dokumentací:</w:t>
+        <w:t xml:space="preserve">Při práci jsme vycházely hlavně z oficiálních dokumentací jednotlivých nástrojů:</w:t>
       </w:r>
     </w:p>
     <w:p>
@@ -1098,7 +1055,7 @@
       <w:r>
         <w:t xml:space="preserve">Dokumentace CodeIgniter 4 – </w:t>
       </w:r>
-      <w:hyperlink w:history="1" r:id="rIde4tg8arkgkpywsgwgwjcn">
+      <w:hyperlink w:history="1" r:id="rId98bymzbgq9tt4kyecc9-q">
         <w:r>
           <w:rPr>
             <w:rStyle w:val="Hyperlink"/>
@@ -1119,7 +1076,7 @@
       <w:r>
         <w:t xml:space="preserve">Dokumentace TinyMCE – </w:t>
       </w:r>
-      <w:hyperlink w:history="1" r:id="rIdv2e56f2fsrb1kb5uwsh1l">
+      <w:hyperlink w:history="1" r:id="rIddvztikkssj1orqgas96bj">
         <w:r>
           <w:rPr>
             <w:rStyle w:val="Hyperlink"/>
@@ -1140,7 +1097,7 @@
       <w:r>
         <w:t xml:space="preserve">Dokumentace MySQL – </w:t>
       </w:r>
-      <w:hyperlink w:history="1" r:id="rIddczga6-cpusexdwq7yjqn">
+      <w:hyperlink w:history="1" r:id="rIdqqieccxueq2ypldizqpzn">
         <w:r>
           <w:rPr>
             <w:rStyle w:val="Hyperlink"/>
@@ -1159,6 +1116,24 @@
           <w:iCs/>
         </w:rPr>
         <w:t xml:space="preserve">Pozn.: kdybychom použily i nějaké fórum nebo Stack Overflow, dopíšeme sem konkrétní odkazy.</w:t>
+      </w:r>
+    </w:p>
+    <w:p>
+      <w:pPr>
+        <w:spacing w:before="120"/>
+      </w:pPr>
+      <w:r>
+        <w:t xml:space="preserve">Při hledání chyb jsme si občas vypomohly i AI nástrojem (Claude od firmy Anthropic). Snímek konverzace je podle zadání v </w:t>
+      </w:r>
+      <w:r>
+        <w:rPr>
+          <w:b/>
+          <w:bCs/>
+        </w:rPr>
+        <w:t xml:space="preserve">Příloze A</w:t>
+      </w:r>
+      <w:r>
+        <w:t xml:space="preserve">.</w:t>
       </w:r>
     </w:p>
     <w:p>
@@ -3413,6 +3388,28 @@
         </w:tc>
       </w:tr>
     </w:tbl>
+    <w:p>
+      <w:r>
+        <w:br w:type="page"/>
+      </w:r>
+    </w:p>
+    <w:p>
+      <w:pPr>
+        <w:pStyle w:val="Heading1"/>
+      </w:pPr>
+      <w:r>
+        <w:t xml:space="preserve">Příloha A – Snímek konverzace s AI</w:t>
+      </w:r>
+    </w:p>
+    <w:p>
+      <w:r>
+        <w:rPr>
+          <w:i/>
+          <w:iCs/>
+        </w:rPr>
+        <w:t xml:space="preserve">(Sem vložíme snímek obrazovky konverzace s AI nástrojem.)</w:t>
+      </w:r>
+    </w:p>
     <w:sectPr>
       <w:pgSz w:w="11906" w:h="16838" w:orient="portrait"/>
       <w:pgMar w:top="1440" w:right="1440" w:bottom="1440" w:left="1440" w:header="708" w:footer="708" w:gutter="0"/>

--- a/DOKUMENTACE.docx
+++ b/DOKUMENTACE.docx
@@ -108,7 +108,7 @@
         <w:spacing w:after="120"/>
       </w:pPr>
       <w:r>
-        <w:t xml:space="preserve">Naším projektem je webová stránka pro adopci koček. Naprogramovaly jsme ji ve frameworku CodeIgniter 4 (framework pro jazyk PHP) a všechna data ukládáme do databáze MySQL. Uživatel si může procházet kočky, listovat galerií fotek po stránkách, kočku rezervovat nebo označit jako adoptovanou. Kromě toho je na stránce správa inzerátů a uživatelů a celá administrace je přístupná až po přihlášení.</w:t>
+        <w:t xml:space="preserve">Tahle dokumentace patří k našemu projektu Portál adopce koček. Je to webová stránka, kde si lidé můžou prohlížet kočky k adopci a něco si o nich přečíst. Přihlášení uživatelé navíc kočky přidávají, upravují, rezervují nebo označí jako adoptované; je tu i galerie fotek a správa uživatelů. Celá administrace se otevře až po přihlášení.</w:t>
       </w:r>
     </w:p>
     <w:p>
@@ -116,7 +116,7 @@
         <w:spacing w:after="120"/>
       </w:pPr>
       <w:r>
-        <w:t xml:space="preserve">V dokumentaci popisujeme, jak jsme si rozdělily práci, jaké hotové nástroje jsme použily, odkud jsme čerpaly, k čemu slouží metody v jednotlivých kontrolerech, jaké vlastní knihovny jsme si napsaly a co se dá nastavit v konfiguraci. Nejvíc práce nám dalo propojit kočky s fotkami a plemeny přes vazební tabulky a rozchodit nahrávání obrázků.</w:t>
+        <w:t xml:space="preserve">Stránku jsme dělaly ve dvou a celkem nás to bavilo, i když jsme se u toho spoustu věcí musely doučit. Nejvíc práce nám asi dalo propojit kočky s fotkami a plemeny a rozchodit nahrávání obrázků. V dokumentaci popisujeme, jak jsme si rozdělily práci, jaké nástroje jsme použily, odkud jsme čerpaly, k čemu slouží metody v kontrolerech, jaké máme vlastní knihovny a co se dá nastavit v konfiguraci.</w:t>
       </w:r>
     </w:p>
     <w:p>
@@ -294,7 +294,7 @@
         <w:spacing w:after="120"/>
       </w:pPr>
       <w:r>
-        <w:t xml:space="preserve">Část funkcí jsme nepsaly od začátku. Využily jsme hotové knihovny a nástroje od jiných autorů a jejich přehled (název, verze, autor, licence a odkaz) dáváme do tabulky.</w:t>
+        <w:t xml:space="preserve">Některé věci by nám trvaly strašně dlouho, kdybychom si je psaly samy, tak jsme sáhly i po hotových nástrojích od jiných autorů. Jejich přehled (název, verze, autor, licence a odkaz) je v tabulce.</w:t>
       </w:r>
     </w:p>
     <w:tbl>
@@ -581,7 +581,7 @@
             </w:tcMar>
           </w:tcPr>
           <w:p>
-            <w:hyperlink w:history="1" r:id="rIdhd1y_f4y-eyrjnmr3-4bt">
+            <w:hyperlink w:history="1" r:id="rIdsw6arproqezpyfzwawztp">
               <w:r>
                 <w:rPr>
                   <w:rStyle w:val="Hyperlink"/>
@@ -717,7 +717,7 @@
             </w:tcMar>
           </w:tcPr>
           <w:p>
-            <w:hyperlink w:history="1" r:id="rIdmieaz6rjdigfweslzkwgq">
+            <w:hyperlink w:history="1" r:id="rIdfuetdgshf8lgqkdvvh04v">
               <w:r>
                 <w:rPr>
                   <w:rStyle w:val="Hyperlink"/>
@@ -853,7 +853,7 @@
             </w:tcMar>
           </w:tcPr>
           <w:p>
-            <w:hyperlink w:history="1" r:id="rIdyvqkgovmembvvafmw2swo">
+            <w:hyperlink w:history="1" r:id="rIdix4dhyhsj9yj6rez6l0rq">
               <w:r>
                 <w:rPr>
                   <w:rStyle w:val="Hyperlink"/>
@@ -989,7 +989,7 @@
             </w:tcMar>
           </w:tcPr>
           <w:p>
-            <w:hyperlink w:history="1" r:id="rIdefmtykdmowu46km1bci_h">
+            <w:hyperlink w:history="1" r:id="rIdydctiodaljc7f3vmzjggo">
               <w:r>
                 <w:rPr>
                   <w:rStyle w:val="Hyperlink"/>
@@ -1015,7 +1015,7 @@
       <w:r>
         <w:t xml:space="preserve">balík benedmunds/codeigniter-ion-auth (verze 4.x-dev, licence MIT, </w:t>
       </w:r>
-      <w:hyperlink w:history="1" r:id="rIdvd8dxniqt9e38xtwugwlj">
+      <w:hyperlink w:history="1" r:id="rIdu7zhutzgj9b5pwrwdzs_k">
         <w:r>
           <w:rPr>
             <w:rStyle w:val="Hyperlink"/>
@@ -1055,7 +1055,7 @@
       <w:r>
         <w:t xml:space="preserve">Dokumentace CodeIgniter 4 – </w:t>
       </w:r>
-      <w:hyperlink w:history="1" r:id="rId98bymzbgq9tt4kyecc9-q">
+      <w:hyperlink w:history="1" r:id="rIdimbhbd9v8wzo4fqsos50p">
         <w:r>
           <w:rPr>
             <w:rStyle w:val="Hyperlink"/>
@@ -1076,7 +1076,7 @@
       <w:r>
         <w:t xml:space="preserve">Dokumentace TinyMCE – </w:t>
       </w:r>
-      <w:hyperlink w:history="1" r:id="rIddvztikkssj1orqgas96bj">
+      <w:hyperlink w:history="1" r:id="rIdo5wnruznue0vk5iy_ja2x">
         <w:r>
           <w:rPr>
             <w:rStyle w:val="Hyperlink"/>
@@ -1097,7 +1097,7 @@
       <w:r>
         <w:t xml:space="preserve">Dokumentace MySQL – </w:t>
       </w:r>
-      <w:hyperlink w:history="1" r:id="rIdqqieccxueq2ypldizqpzn">
+      <w:hyperlink w:history="1" r:id="rIdnyfobfmldu1oklwfilnp2">
         <w:r>
           <w:rPr>
             <w:rStyle w:val="Hyperlink"/>
@@ -1115,25 +1115,7 @@
           <w:i/>
           <w:iCs/>
         </w:rPr>
-        <w:t xml:space="preserve">Pozn.: kdybychom použily i nějaké fórum nebo Stack Overflow, dopíšeme sem konkrétní odkazy.</w:t>
-      </w:r>
-    </w:p>
-    <w:p>
-      <w:pPr>
-        <w:spacing w:before="120"/>
-      </w:pPr>
-      <w:r>
-        <w:t xml:space="preserve">Při hledání chyb jsme si občas vypomohly i AI nástrojem (Claude od firmy Anthropic). Snímek konverzace je podle zadání v </w:t>
-      </w:r>
-      <w:r>
-        <w:rPr>
-          <w:b/>
-          <w:bCs/>
-        </w:rPr>
-        <w:t xml:space="preserve">Příloze A</w:t>
-      </w:r>
-      <w:r>
-        <w:t xml:space="preserve">.</w:t>
+        <w:t xml:space="preserve">Když jsme něco hledaly na fórech nebo na Stack Overflow, snažily jsme se rady spíš pochopit a přepsat si je po svém, ne jen kopírovat.</w:t>
       </w:r>
     </w:p>
     <w:p>
@@ -1149,7 +1131,7 @@
         <w:spacing w:after="120"/>
       </w:pPr>
       <w:r>
-        <w:t xml:space="preserve">Kontrolery řeší, co se má stát, když uživatel někam klikne. U každé metody jsme krátce napsaly, co dělá – ne řádek po řádku, ale obecně.</w:t>
+        <w:t xml:space="preserve">Kontrolery jsou takový mozek stránky. Řeší, co se má stát, když uživatel třeba klikne na tlačítko nebo odešle formulář. U každé metody jsme napsaly, co má na starosti (ne řádek po řádku, ale obecně).</w:t>
       </w:r>
     </w:p>
     <w:p>
@@ -1673,7 +1655,7 @@
         <w:spacing w:after="120"/>
       </w:pPr>
       <w:r>
-        <w:t xml:space="preserve">Aby se nám kód pořád dokola neopakoval, udělaly jsme si vlastní knihovny. Jsou ve složce app/Libraries.</w:t>
+        <w:t xml:space="preserve">Všimly jsme si, že se nám některý kód pořád opakuje, tak jsme si na to udělaly vlastní knihovny (jsou ve složce app/Libraries). Díky tomu máme stejnou věc jen na jednom místě a líp se v tom vyznáme.</w:t>
       </w:r>
     </w:p>
     <w:p>
@@ -3388,28 +3370,6 @@
         </w:tc>
       </w:tr>
     </w:tbl>
-    <w:p>
-      <w:r>
-        <w:br w:type="page"/>
-      </w:r>
-    </w:p>
-    <w:p>
-      <w:pPr>
-        <w:pStyle w:val="Heading1"/>
-      </w:pPr>
-      <w:r>
-        <w:t xml:space="preserve">Příloha A – Snímek konverzace s AI</w:t>
-      </w:r>
-    </w:p>
-    <w:p>
-      <w:r>
-        <w:rPr>
-          <w:i/>
-          <w:iCs/>
-        </w:rPr>
-        <w:t xml:space="preserve">(Sem vložíme snímek obrazovky konverzace s AI nástrojem.)</w:t>
-      </w:r>
-    </w:p>
     <w:sectPr>
       <w:pgSz w:w="11906" w:h="16838" w:orient="portrait"/>
       <w:pgMar w:top="1440" w:right="1440" w:bottom="1440" w:left="1440" w:header="708" w:footer="708" w:gutter="0"/>

--- a/DOKUMENTACE.docx
+++ b/DOKUMENTACE.docx
@@ -581,7 +581,7 @@
             </w:tcMar>
           </w:tcPr>
           <w:p>
-            <w:hyperlink w:history="1" r:id="rIdwk3fw2eaz6nlrblix8b7m">
+            <w:hyperlink w:history="1" r:id="rId4wlvhslhaem4lkkbxxp87">
               <w:r>
                 <w:rPr>
                   <w:rStyle w:val="Hyperlink"/>
@@ -717,7 +717,7 @@
             </w:tcMar>
           </w:tcPr>
           <w:p>
-            <w:hyperlink w:history="1" r:id="rIdzahko40pqy_g6gjgkmrpy">
+            <w:hyperlink w:history="1" r:id="rIdjs5z72iqikabvfgdhowbb">
               <w:r>
                 <w:rPr>
                   <w:rStyle w:val="Hyperlink"/>
@@ -853,7 +853,7 @@
             </w:tcMar>
           </w:tcPr>
           <w:p>
-            <w:hyperlink w:history="1" r:id="rIdwyck_yqjgl-diliupker4">
+            <w:hyperlink w:history="1" r:id="rId4gmw2l4akvlu4l81ouvei">
               <w:r>
                 <w:rPr>
                   <w:rStyle w:val="Hyperlink"/>
@@ -989,7 +989,7 @@
             </w:tcMar>
           </w:tcPr>
           <w:p>
-            <w:hyperlink w:history="1" r:id="rIda61qvcwkudrnexv8s-6ve">
+            <w:hyperlink w:history="1" r:id="rIdg16wdj7hvbmqnuyj0rajn">
               <w:r>
                 <w:rPr>
                   <w:rStyle w:val="Hyperlink"/>
@@ -1013,18 +1013,7 @@
         <w:t xml:space="preserve">Poznámka: </w:t>
       </w:r>
       <w:r>
-        <w:t xml:space="preserve">balík benedmunds/codeigniter-ion-auth (verze 4.x-dev, licence MIT, </w:t>
-      </w:r>
-      <w:hyperlink w:history="1" r:id="rIdyfmzqvbqm7m7ciqcp-vta">
-        <w:r>
-          <w:rPr>
-            <w:rStyle w:val="Hyperlink"/>
-          </w:rPr>
-          <w:t xml:space="preserve">github.com/benedmunds/CodeIgniter-Ion-Auth</w:t>
-        </w:r>
-      </w:hyperlink>
-      <w:r>
-        <w:t xml:space="preserve">) máme sice nainstalovaný v composeru, ale nakonec ho nepoužíváme – přihlašování jsme si naprogramovaly samy. Vzhled je dělaný vlastním CSS, Bootstrap jsme nepoužily.</w:t>
+        <w:t xml:space="preserve">přihlašování jsme si naprogramovaly samy (vlastní ověření proti tabulce users), žádnou hotovou knihovnu na přihlašování nepoužíváme. Vzhled je dělaný vlastním CSS, Bootstrap jsme nepoužily.</w:t>
       </w:r>
     </w:p>
     <w:p>
@@ -1055,7 +1044,7 @@
       <w:r>
         <w:t xml:space="preserve">Dokumentace CodeIgniter 4 – </w:t>
       </w:r>
-      <w:hyperlink w:history="1" r:id="rId2spogqcja5q1mozkt3f9h">
+      <w:hyperlink w:history="1" r:id="rId8pi7-nokn0juhxx79fgmo">
         <w:r>
           <w:rPr>
             <w:rStyle w:val="Hyperlink"/>
@@ -1076,7 +1065,7 @@
       <w:r>
         <w:t xml:space="preserve">Dokumentace TinyMCE – </w:t>
       </w:r>
-      <w:hyperlink w:history="1" r:id="rIdvpay2egpfikqk99g_oip4">
+      <w:hyperlink w:history="1" r:id="rIdd_jqqxmjgqb4jyilgqhow">
         <w:r>
           <w:rPr>
             <w:rStyle w:val="Hyperlink"/>
@@ -1097,7 +1086,7 @@
       <w:r>
         <w:t xml:space="preserve">Dokumentace MySQL – </w:t>
       </w:r>
-      <w:hyperlink w:history="1" r:id="rIdufuzoiqgzcz3h_t58oklj">
+      <w:hyperlink w:history="1" r:id="rIdoh6zrcboipicnevvexmbo">
         <w:r>
           <w:rPr>
             <w:rStyle w:val="Hyperlink"/>

--- a/DOKUMENTACE.docx
+++ b/DOKUMENTACE.docx
@@ -581,7 +581,7 @@
             </w:tcMar>
           </w:tcPr>
           <w:p>
-            <w:hyperlink w:history="1" r:id="rId4wlvhslhaem4lkkbxxp87">
+            <w:hyperlink w:history="1" r:id="rIdmnpeg6ou7zljlv78i1pjq">
               <w:r>
                 <w:rPr>
                   <w:rStyle w:val="Hyperlink"/>
@@ -717,7 +717,7 @@
             </w:tcMar>
           </w:tcPr>
           <w:p>
-            <w:hyperlink w:history="1" r:id="rIdjs5z72iqikabvfgdhowbb">
+            <w:hyperlink w:history="1" r:id="rIdnzi_ydz-cvxyd818cmgjp">
               <w:r>
                 <w:rPr>
                   <w:rStyle w:val="Hyperlink"/>
@@ -853,7 +853,7 @@
             </w:tcMar>
           </w:tcPr>
           <w:p>
-            <w:hyperlink w:history="1" r:id="rId4gmw2l4akvlu4l81ouvei">
+            <w:hyperlink w:history="1" r:id="rIdtfa_9dsmho10fyemsv850">
               <w:r>
                 <w:rPr>
                   <w:rStyle w:val="Hyperlink"/>
@@ -989,7 +989,7 @@
             </w:tcMar>
           </w:tcPr>
           <w:p>
-            <w:hyperlink w:history="1" r:id="rIdg16wdj7hvbmqnuyj0rajn">
+            <w:hyperlink w:history="1" r:id="rIdqx2cnwomqor5_jak3fxyg">
               <w:r>
                 <w:rPr>
                   <w:rStyle w:val="Hyperlink"/>
@@ -1013,7 +1013,18 @@
         <w:t xml:space="preserve">Poznámka: </w:t>
       </w:r>
       <w:r>
-        <w:t xml:space="preserve">přihlašování jsme si naprogramovaly samy (vlastní ověření proti tabulce users), žádnou hotovou knihovnu na přihlašování nepoužíváme. Vzhled je dělaný vlastním CSS, Bootstrap jsme nepoužily.</w:t>
+        <w:t xml:space="preserve">balík benedmunds/codeigniter-ion-auth (verze 4.x-dev, licence MIT, </w:t>
+      </w:r>
+      <w:hyperlink w:history="1" r:id="rIdbggmeg5esojocepdhf8t6">
+        <w:r>
+          <w:rPr>
+            <w:rStyle w:val="Hyperlink"/>
+          </w:rPr>
+          <w:t xml:space="preserve">github.com/benedmunds/CodeIgniter-Ion-Auth</w:t>
+        </w:r>
+      </w:hyperlink>
+      <w:r>
+        <w:t xml:space="preserve">) máme nainstalovaný v composeru, ale nakonec jsme si přihlašování naprogramovaly samy. Vzhled je dělaný vlastním CSS, Bootstrap jsme nepoužily.</w:t>
       </w:r>
     </w:p>
     <w:p>
@@ -1044,7 +1055,7 @@
       <w:r>
         <w:t xml:space="preserve">Dokumentace CodeIgniter 4 – </w:t>
       </w:r>
-      <w:hyperlink w:history="1" r:id="rId8pi7-nokn0juhxx79fgmo">
+      <w:hyperlink w:history="1" r:id="rIdwb3fnsrbe0hjqv2pjqzxi">
         <w:r>
           <w:rPr>
             <w:rStyle w:val="Hyperlink"/>
@@ -1065,7 +1076,7 @@
       <w:r>
         <w:t xml:space="preserve">Dokumentace TinyMCE – </w:t>
       </w:r>
-      <w:hyperlink w:history="1" r:id="rIdd_jqqxmjgqb4jyilgqhow">
+      <w:hyperlink w:history="1" r:id="rIdrf-dz8yk1wqj3tm5ycxwi">
         <w:r>
           <w:rPr>
             <w:rStyle w:val="Hyperlink"/>
@@ -1086,7 +1097,7 @@
       <w:r>
         <w:t xml:space="preserve">Dokumentace MySQL – </w:t>
       </w:r>
-      <w:hyperlink w:history="1" r:id="rIdoh6zrcboipicnevvexmbo">
+      <w:hyperlink w:history="1" r:id="rIdxryj9e9yjsiv_q4iresyr">
         <w:r>
           <w:rPr>
             <w:rStyle w:val="Hyperlink"/>

--- a/DOKUMENTACE.docx
+++ b/DOKUMENTACE.docx
@@ -312,9 +312,9 @@
       <w:tblGrid>
         <w:gridCol w:w="1500"/>
         <w:gridCol w:w="900"/>
-        <w:gridCol w:w="2300"/>
+        <w:gridCol w:w="2200"/>
         <w:gridCol w:w="1500"/>
-        <w:gridCol w:w="2826"/>
+        <w:gridCol w:w="2926"/>
       </w:tblGrid>
       <w:tr>
         <w:trPr>
@@ -376,7 +376,7 @@
         </w:tc>
         <w:tc>
           <w:tcPr>
-            <w:tcW w:type="dxa" w:w="2300"/>
+            <w:tcW w:type="dxa" w:w="2200"/>
             <w:tcBorders>
               <w:top w:val="single" w:color="BBBBBB" w:sz="1"/>
               <w:left w:val="single" w:color="BBBBBB" w:sz="1"/>
@@ -430,7 +430,7 @@
         </w:tc>
         <w:tc>
           <w:tcPr>
-            <w:tcW w:type="dxa" w:w="2826"/>
+            <w:tcW w:type="dxa" w:w="2926"/>
             <w:tcBorders>
               <w:top w:val="single" w:color="BBBBBB" w:sz="1"/>
               <w:left w:val="single" w:color="BBBBBB" w:sz="1"/>
@@ -514,7 +514,7 @@
         </w:tc>
         <w:tc>
           <w:tcPr>
-            <w:tcW w:type="dxa" w:w="2300"/>
+            <w:tcW w:type="dxa" w:w="2200"/>
             <w:tcBorders>
               <w:top w:val="single" w:color="BBBBBB" w:sz="1"/>
               <w:left w:val="single" w:color="BBBBBB" w:sz="1"/>
@@ -566,22 +566,22 @@
         </w:tc>
         <w:tc>
           <w:tcPr>
-            <w:tcW w:type="dxa" w:w="2826"/>
-            <w:tcBorders>
-              <w:top w:val="single" w:color="BBBBBB" w:sz="1"/>
-              <w:left w:val="single" w:color="BBBBBB" w:sz="1"/>
-              <w:bottom w:val="single" w:color="BBBBBB" w:sz="1"/>
-              <w:right w:val="single" w:color="BBBBBB" w:sz="1"/>
-            </w:tcBorders>
-            <w:tcMar>
-              <w:top w:type="dxa" w:w="60"/>
-              <w:left w:type="dxa" w:w="110"/>
-              <w:bottom w:type="dxa" w:w="60"/>
-              <w:right w:type="dxa" w:w="110"/>
-            </w:tcMar>
-          </w:tcPr>
-          <w:p>
-            <w:hyperlink w:history="1" r:id="rIdmnpeg6ou7zljlv78i1pjq">
+            <w:tcW w:type="dxa" w:w="2926"/>
+            <w:tcBorders>
+              <w:top w:val="single" w:color="BBBBBB" w:sz="1"/>
+              <w:left w:val="single" w:color="BBBBBB" w:sz="1"/>
+              <w:bottom w:val="single" w:color="BBBBBB" w:sz="1"/>
+              <w:right w:val="single" w:color="BBBBBB" w:sz="1"/>
+            </w:tcBorders>
+            <w:tcMar>
+              <w:top w:type="dxa" w:w="60"/>
+              <w:left w:type="dxa" w:w="110"/>
+              <w:bottom w:type="dxa" w:w="60"/>
+              <w:right w:type="dxa" w:w="110"/>
+            </w:tcMar>
+          </w:tcPr>
+          <w:p>
+            <w:hyperlink w:history="1" r:id="rId_fuaunbvmbbomt6tdh3lk">
               <w:r>
                 <w:rPr>
                   <w:rStyle w:val="Hyperlink"/>
@@ -618,6 +618,142 @@
                 <w:b w:val="false"/>
                 <w:bCs w:val="false"/>
               </w:rPr>
+              <w:t xml:space="preserve">Ion Auth</w:t>
+            </w:r>
+          </w:p>
+        </w:tc>
+        <w:tc>
+          <w:tcPr>
+            <w:tcW w:type="dxa" w:w="900"/>
+            <w:tcBorders>
+              <w:top w:val="single" w:color="BBBBBB" w:sz="1"/>
+              <w:left w:val="single" w:color="BBBBBB" w:sz="1"/>
+              <w:bottom w:val="single" w:color="BBBBBB" w:sz="1"/>
+              <w:right w:val="single" w:color="BBBBBB" w:sz="1"/>
+            </w:tcBorders>
+            <w:tcMar>
+              <w:top w:type="dxa" w:w="60"/>
+              <w:left w:type="dxa" w:w="110"/>
+              <w:bottom w:type="dxa" w:w="60"/>
+              <w:right w:type="dxa" w:w="110"/>
+            </w:tcMar>
+          </w:tcPr>
+          <w:p>
+            <w:r>
+              <w:rPr>
+                <w:b w:val="false"/>
+                <w:bCs w:val="false"/>
+              </w:rPr>
+              <w:t xml:space="preserve">4.x-dev</w:t>
+            </w:r>
+          </w:p>
+        </w:tc>
+        <w:tc>
+          <w:tcPr>
+            <w:tcW w:type="dxa" w:w="2200"/>
+            <w:tcBorders>
+              <w:top w:val="single" w:color="BBBBBB" w:sz="1"/>
+              <w:left w:val="single" w:color="BBBBBB" w:sz="1"/>
+              <w:bottom w:val="single" w:color="BBBBBB" w:sz="1"/>
+              <w:right w:val="single" w:color="BBBBBB" w:sz="1"/>
+            </w:tcBorders>
+            <w:tcMar>
+              <w:top w:type="dxa" w:w="60"/>
+              <w:left w:type="dxa" w:w="110"/>
+              <w:bottom w:type="dxa" w:w="60"/>
+              <w:right w:type="dxa" w:w="110"/>
+            </w:tcMar>
+          </w:tcPr>
+          <w:p>
+            <w:r>
+              <w:rPr>
+                <w:b w:val="false"/>
+                <w:bCs w:val="false"/>
+              </w:rPr>
+              <w:t xml:space="preserve">Ben Edmunds</w:t>
+            </w:r>
+          </w:p>
+        </w:tc>
+        <w:tc>
+          <w:tcPr>
+            <w:tcW w:type="dxa" w:w="1500"/>
+            <w:tcBorders>
+              <w:top w:val="single" w:color="BBBBBB" w:sz="1"/>
+              <w:left w:val="single" w:color="BBBBBB" w:sz="1"/>
+              <w:bottom w:val="single" w:color="BBBBBB" w:sz="1"/>
+              <w:right w:val="single" w:color="BBBBBB" w:sz="1"/>
+            </w:tcBorders>
+            <w:tcMar>
+              <w:top w:type="dxa" w:w="60"/>
+              <w:left w:type="dxa" w:w="110"/>
+              <w:bottom w:type="dxa" w:w="60"/>
+              <w:right w:type="dxa" w:w="110"/>
+            </w:tcMar>
+          </w:tcPr>
+          <w:p>
+            <w:r>
+              <w:rPr>
+                <w:b w:val="false"/>
+                <w:bCs w:val="false"/>
+              </w:rPr>
+              <w:t xml:space="preserve">MIT</w:t>
+            </w:r>
+          </w:p>
+        </w:tc>
+        <w:tc>
+          <w:tcPr>
+            <w:tcW w:type="dxa" w:w="2926"/>
+            <w:tcBorders>
+              <w:top w:val="single" w:color="BBBBBB" w:sz="1"/>
+              <w:left w:val="single" w:color="BBBBBB" w:sz="1"/>
+              <w:bottom w:val="single" w:color="BBBBBB" w:sz="1"/>
+              <w:right w:val="single" w:color="BBBBBB" w:sz="1"/>
+            </w:tcBorders>
+            <w:tcMar>
+              <w:top w:type="dxa" w:w="60"/>
+              <w:left w:type="dxa" w:w="110"/>
+              <w:bottom w:type="dxa" w:w="60"/>
+              <w:right w:type="dxa" w:w="110"/>
+            </w:tcMar>
+          </w:tcPr>
+          <w:p>
+            <w:hyperlink w:history="1" r:id="rIdua1rhdzgnbr64ekkbej0c">
+              <w:r>
+                <w:rPr>
+                  <w:rStyle w:val="Hyperlink"/>
+                </w:rPr>
+                <w:t xml:space="preserve">github.com/benedmunds/CodeIgniter-Ion-Auth</w:t>
+              </w:r>
+            </w:hyperlink>
+          </w:p>
+        </w:tc>
+      </w:tr>
+      <w:tr>
+        <w:trPr>
+          <w:tblHeader w:val="false"/>
+        </w:trPr>
+        <w:tc>
+          <w:tcPr>
+            <w:tcW w:type="dxa" w:w="1500"/>
+            <w:tcBorders>
+              <w:top w:val="single" w:color="BBBBBB" w:sz="1"/>
+              <w:left w:val="single" w:color="BBBBBB" w:sz="1"/>
+              <w:bottom w:val="single" w:color="BBBBBB" w:sz="1"/>
+              <w:right w:val="single" w:color="BBBBBB" w:sz="1"/>
+            </w:tcBorders>
+            <w:tcMar>
+              <w:top w:type="dxa" w:w="60"/>
+              <w:left w:type="dxa" w:w="110"/>
+              <w:bottom w:type="dxa" w:w="60"/>
+              <w:right w:type="dxa" w:w="110"/>
+            </w:tcMar>
+          </w:tcPr>
+          <w:p>
+            <w:r>
+              <w:rPr>
+                <w:b w:val="false"/>
+                <w:bCs w:val="false"/>
+              </w:rPr>
               <w:t xml:space="preserve">TinyMCE</w:t>
             </w:r>
           </w:p>
@@ -650,7 +786,7 @@
         </w:tc>
         <w:tc>
           <w:tcPr>
-            <w:tcW w:type="dxa" w:w="2300"/>
+            <w:tcW w:type="dxa" w:w="2200"/>
             <w:tcBorders>
               <w:top w:val="single" w:color="BBBBBB" w:sz="1"/>
               <w:left w:val="single" w:color="BBBBBB" w:sz="1"/>
@@ -702,22 +838,22 @@
         </w:tc>
         <w:tc>
           <w:tcPr>
-            <w:tcW w:type="dxa" w:w="2826"/>
-            <w:tcBorders>
-              <w:top w:val="single" w:color="BBBBBB" w:sz="1"/>
-              <w:left w:val="single" w:color="BBBBBB" w:sz="1"/>
-              <w:bottom w:val="single" w:color="BBBBBB" w:sz="1"/>
-              <w:right w:val="single" w:color="BBBBBB" w:sz="1"/>
-            </w:tcBorders>
-            <w:tcMar>
-              <w:top w:type="dxa" w:w="60"/>
-              <w:left w:type="dxa" w:w="110"/>
-              <w:bottom w:type="dxa" w:w="60"/>
-              <w:right w:type="dxa" w:w="110"/>
-            </w:tcMar>
-          </w:tcPr>
-          <w:p>
-            <w:hyperlink w:history="1" r:id="rIdnzi_ydz-cvxyd818cmgjp">
+            <w:tcW w:type="dxa" w:w="2926"/>
+            <w:tcBorders>
+              <w:top w:val="single" w:color="BBBBBB" w:sz="1"/>
+              <w:left w:val="single" w:color="BBBBBB" w:sz="1"/>
+              <w:bottom w:val="single" w:color="BBBBBB" w:sz="1"/>
+              <w:right w:val="single" w:color="BBBBBB" w:sz="1"/>
+            </w:tcBorders>
+            <w:tcMar>
+              <w:top w:type="dxa" w:w="60"/>
+              <w:left w:type="dxa" w:w="110"/>
+              <w:bottom w:type="dxa" w:w="60"/>
+              <w:right w:type="dxa" w:w="110"/>
+            </w:tcMar>
+          </w:tcPr>
+          <w:p>
+            <w:hyperlink w:history="1" r:id="rIdsx3-vbud5xx14w_wagbts">
               <w:r>
                 <w:rPr>
                   <w:rStyle w:val="Hyperlink"/>
@@ -786,7 +922,7 @@
         </w:tc>
         <w:tc>
           <w:tcPr>
-            <w:tcW w:type="dxa" w:w="2300"/>
+            <w:tcW w:type="dxa" w:w="2200"/>
             <w:tcBorders>
               <w:top w:val="single" w:color="BBBBBB" w:sz="1"/>
               <w:left w:val="single" w:color="BBBBBB" w:sz="1"/>
@@ -838,22 +974,22 @@
         </w:tc>
         <w:tc>
           <w:tcPr>
-            <w:tcW w:type="dxa" w:w="2826"/>
-            <w:tcBorders>
-              <w:top w:val="single" w:color="BBBBBB" w:sz="1"/>
-              <w:left w:val="single" w:color="BBBBBB" w:sz="1"/>
-              <w:bottom w:val="single" w:color="BBBBBB" w:sz="1"/>
-              <w:right w:val="single" w:color="BBBBBB" w:sz="1"/>
-            </w:tcBorders>
-            <w:tcMar>
-              <w:top w:type="dxa" w:w="60"/>
-              <w:left w:type="dxa" w:w="110"/>
-              <w:bottom w:type="dxa" w:w="60"/>
-              <w:right w:type="dxa" w:w="110"/>
-            </w:tcMar>
-          </w:tcPr>
-          <w:p>
-            <w:hyperlink w:history="1" r:id="rIdtfa_9dsmho10fyemsv850">
+            <w:tcW w:type="dxa" w:w="2926"/>
+            <w:tcBorders>
+              <w:top w:val="single" w:color="BBBBBB" w:sz="1"/>
+              <w:left w:val="single" w:color="BBBBBB" w:sz="1"/>
+              <w:bottom w:val="single" w:color="BBBBBB" w:sz="1"/>
+              <w:right w:val="single" w:color="BBBBBB" w:sz="1"/>
+            </w:tcBorders>
+            <w:tcMar>
+              <w:top w:type="dxa" w:w="60"/>
+              <w:left w:type="dxa" w:w="110"/>
+              <w:bottom w:type="dxa" w:w="60"/>
+              <w:right w:type="dxa" w:w="110"/>
+            </w:tcMar>
+          </w:tcPr>
+          <w:p>
+            <w:hyperlink w:history="1" r:id="rId8ubvcdkug7qlpd32aaby4">
               <w:r>
                 <w:rPr>
                   <w:rStyle w:val="Hyperlink"/>
@@ -922,7 +1058,7 @@
         </w:tc>
         <w:tc>
           <w:tcPr>
-            <w:tcW w:type="dxa" w:w="2300"/>
+            <w:tcW w:type="dxa" w:w="2200"/>
             <w:tcBorders>
               <w:top w:val="single" w:color="BBBBBB" w:sz="1"/>
               <w:left w:val="single" w:color="BBBBBB" w:sz="1"/>
@@ -974,22 +1110,22 @@
         </w:tc>
         <w:tc>
           <w:tcPr>
-            <w:tcW w:type="dxa" w:w="2826"/>
-            <w:tcBorders>
-              <w:top w:val="single" w:color="BBBBBB" w:sz="1"/>
-              <w:left w:val="single" w:color="BBBBBB" w:sz="1"/>
-              <w:bottom w:val="single" w:color="BBBBBB" w:sz="1"/>
-              <w:right w:val="single" w:color="BBBBBB" w:sz="1"/>
-            </w:tcBorders>
-            <w:tcMar>
-              <w:top w:type="dxa" w:w="60"/>
-              <w:left w:type="dxa" w:w="110"/>
-              <w:bottom w:type="dxa" w:w="60"/>
-              <w:right w:type="dxa" w:w="110"/>
-            </w:tcMar>
-          </w:tcPr>
-          <w:p>
-            <w:hyperlink w:history="1" r:id="rIdqx2cnwomqor5_jak3fxyg">
+            <w:tcW w:type="dxa" w:w="2926"/>
+            <w:tcBorders>
+              <w:top w:val="single" w:color="BBBBBB" w:sz="1"/>
+              <w:left w:val="single" w:color="BBBBBB" w:sz="1"/>
+              <w:bottom w:val="single" w:color="BBBBBB" w:sz="1"/>
+              <w:right w:val="single" w:color="BBBBBB" w:sz="1"/>
+            </w:tcBorders>
+            <w:tcMar>
+              <w:top w:type="dxa" w:w="60"/>
+              <w:left w:type="dxa" w:w="110"/>
+              <w:bottom w:type="dxa" w:w="60"/>
+              <w:right w:type="dxa" w:w="110"/>
+            </w:tcMar>
+          </w:tcPr>
+          <w:p>
+            <w:hyperlink w:history="1" r:id="rId7_8rxvv4sr7e9fh8hjgcf">
               <w:r>
                 <w:rPr>
                   <w:rStyle w:val="Hyperlink"/>
@@ -1006,25 +1142,7 @@
         <w:spacing w:before="120"/>
       </w:pPr>
       <w:r>
-        <w:rPr>
-          <w:b/>
-          <w:bCs/>
-        </w:rPr>
-        <w:t xml:space="preserve">Poznámka: </w:t>
-      </w:r>
-      <w:r>
-        <w:t xml:space="preserve">balík benedmunds/codeigniter-ion-auth (verze 4.x-dev, licence MIT, </w:t>
-      </w:r>
-      <w:hyperlink w:history="1" r:id="rIdbggmeg5esojocepdhf8t6">
-        <w:r>
-          <w:rPr>
-            <w:rStyle w:val="Hyperlink"/>
-          </w:rPr>
-          <w:t xml:space="preserve">github.com/benedmunds/CodeIgniter-Ion-Auth</w:t>
-        </w:r>
-      </w:hyperlink>
-      <w:r>
-        <w:t xml:space="preserve">) máme nainstalovaný v composeru, ale nakonec jsme si přihlašování naprogramovaly samy. Vzhled je dělaný vlastním CSS, Bootstrap jsme nepoužily.</w:t>
+        <w:t xml:space="preserve">Ion Auth je knihovna pro přihlašování a správu uživatelů v CodeIgniteru, kterou máme v projektu pro autentizaci. Vzhled jsme dělaly vlastním CSS, žádný hotový CSS framework (např. Bootstrap) jsme nepoužily.</w:t>
       </w:r>
     </w:p>
     <w:p>
@@ -1055,7 +1173,7 @@
       <w:r>
         <w:t xml:space="preserve">Dokumentace CodeIgniter 4 – </w:t>
       </w:r>
-      <w:hyperlink w:history="1" r:id="rIdwb3fnsrbe0hjqv2pjqzxi">
+      <w:hyperlink w:history="1" r:id="rIducrsyzoe03vz-4lht-mrc">
         <w:r>
           <w:rPr>
             <w:rStyle w:val="Hyperlink"/>
@@ -1076,7 +1194,7 @@
       <w:r>
         <w:t xml:space="preserve">Dokumentace TinyMCE – </w:t>
       </w:r>
-      <w:hyperlink w:history="1" r:id="rIdrf-dz8yk1wqj3tm5ycxwi">
+      <w:hyperlink w:history="1" r:id="rIdp8zfy728ekqjgqwh6frja">
         <w:r>
           <w:rPr>
             <w:rStyle w:val="Hyperlink"/>
@@ -1097,7 +1215,7 @@
       <w:r>
         <w:t xml:space="preserve">Dokumentace MySQL – </w:t>
       </w:r>
-      <w:hyperlink w:history="1" r:id="rIdxryj9e9yjsiv_q4iresyr">
+      <w:hyperlink w:history="1" r:id="rIdwiwkciuz3fjcye7jl3l1l">
         <w:r>
           <w:rPr>
             <w:rStyle w:val="Hyperlink"/>

--- a/DOKUMENTACE.docx
+++ b/DOKUMENTACE.docx
@@ -581,7 +581,7 @@
             </w:tcMar>
           </w:tcPr>
           <w:p>
-            <w:hyperlink w:history="1" r:id="rId_fuaunbvmbbomt6tdh3lk">
+            <w:hyperlink w:history="1" r:id="rIddiirkvdldjier4_py3f17">
               <w:r>
                 <w:rPr>
                   <w:rStyle w:val="Hyperlink"/>
@@ -717,7 +717,7 @@
             </w:tcMar>
           </w:tcPr>
           <w:p>
-            <w:hyperlink w:history="1" r:id="rIdua1rhdzgnbr64ekkbej0c">
+            <w:hyperlink w:history="1" r:id="rIdra1eof6c5twpishtrsxfz">
               <w:r>
                 <w:rPr>
                   <w:rStyle w:val="Hyperlink"/>
@@ -754,6 +754,142 @@
                 <w:b w:val="false"/>
                 <w:bCs w:val="false"/>
               </w:rPr>
+              <w:t xml:space="preserve">Bootstrap</w:t>
+            </w:r>
+          </w:p>
+        </w:tc>
+        <w:tc>
+          <w:tcPr>
+            <w:tcW w:type="dxa" w:w="900"/>
+            <w:tcBorders>
+              <w:top w:val="single" w:color="BBBBBB" w:sz="1"/>
+              <w:left w:val="single" w:color="BBBBBB" w:sz="1"/>
+              <w:bottom w:val="single" w:color="BBBBBB" w:sz="1"/>
+              <w:right w:val="single" w:color="BBBBBB" w:sz="1"/>
+            </w:tcBorders>
+            <w:tcMar>
+              <w:top w:type="dxa" w:w="60"/>
+              <w:left w:type="dxa" w:w="110"/>
+              <w:bottom w:type="dxa" w:w="60"/>
+              <w:right w:type="dxa" w:w="110"/>
+            </w:tcMar>
+          </w:tcPr>
+          <w:p>
+            <w:r>
+              <w:rPr>
+                <w:b w:val="false"/>
+                <w:bCs w:val="false"/>
+              </w:rPr>
+              <w:t xml:space="preserve">5.3.3</w:t>
+            </w:r>
+          </w:p>
+        </w:tc>
+        <w:tc>
+          <w:tcPr>
+            <w:tcW w:type="dxa" w:w="2200"/>
+            <w:tcBorders>
+              <w:top w:val="single" w:color="BBBBBB" w:sz="1"/>
+              <w:left w:val="single" w:color="BBBBBB" w:sz="1"/>
+              <w:bottom w:val="single" w:color="BBBBBB" w:sz="1"/>
+              <w:right w:val="single" w:color="BBBBBB" w:sz="1"/>
+            </w:tcBorders>
+            <w:tcMar>
+              <w:top w:type="dxa" w:w="60"/>
+              <w:left w:type="dxa" w:w="110"/>
+              <w:bottom w:type="dxa" w:w="60"/>
+              <w:right w:type="dxa" w:w="110"/>
+            </w:tcMar>
+          </w:tcPr>
+          <w:p>
+            <w:r>
+              <w:rPr>
+                <w:b w:val="false"/>
+                <w:bCs w:val="false"/>
+              </w:rPr>
+              <w:t xml:space="preserve">The Bootstrap Authors</w:t>
+            </w:r>
+          </w:p>
+        </w:tc>
+        <w:tc>
+          <w:tcPr>
+            <w:tcW w:type="dxa" w:w="1500"/>
+            <w:tcBorders>
+              <w:top w:val="single" w:color="BBBBBB" w:sz="1"/>
+              <w:left w:val="single" w:color="BBBBBB" w:sz="1"/>
+              <w:bottom w:val="single" w:color="BBBBBB" w:sz="1"/>
+              <w:right w:val="single" w:color="BBBBBB" w:sz="1"/>
+            </w:tcBorders>
+            <w:tcMar>
+              <w:top w:type="dxa" w:w="60"/>
+              <w:left w:type="dxa" w:w="110"/>
+              <w:bottom w:type="dxa" w:w="60"/>
+              <w:right w:type="dxa" w:w="110"/>
+            </w:tcMar>
+          </w:tcPr>
+          <w:p>
+            <w:r>
+              <w:rPr>
+                <w:b w:val="false"/>
+                <w:bCs w:val="false"/>
+              </w:rPr>
+              <w:t xml:space="preserve">MIT</w:t>
+            </w:r>
+          </w:p>
+        </w:tc>
+        <w:tc>
+          <w:tcPr>
+            <w:tcW w:type="dxa" w:w="2926"/>
+            <w:tcBorders>
+              <w:top w:val="single" w:color="BBBBBB" w:sz="1"/>
+              <w:left w:val="single" w:color="BBBBBB" w:sz="1"/>
+              <w:bottom w:val="single" w:color="BBBBBB" w:sz="1"/>
+              <w:right w:val="single" w:color="BBBBBB" w:sz="1"/>
+            </w:tcBorders>
+            <w:tcMar>
+              <w:top w:type="dxa" w:w="60"/>
+              <w:left w:type="dxa" w:w="110"/>
+              <w:bottom w:type="dxa" w:w="60"/>
+              <w:right w:type="dxa" w:w="110"/>
+            </w:tcMar>
+          </w:tcPr>
+          <w:p>
+            <w:hyperlink w:history="1" r:id="rId0vikcxizz3tic9391a63j">
+              <w:r>
+                <w:rPr>
+                  <w:rStyle w:val="Hyperlink"/>
+                </w:rPr>
+                <w:t xml:space="preserve">getbootstrap.com</w:t>
+              </w:r>
+            </w:hyperlink>
+          </w:p>
+        </w:tc>
+      </w:tr>
+      <w:tr>
+        <w:trPr>
+          <w:tblHeader w:val="false"/>
+        </w:trPr>
+        <w:tc>
+          <w:tcPr>
+            <w:tcW w:type="dxa" w:w="1500"/>
+            <w:tcBorders>
+              <w:top w:val="single" w:color="BBBBBB" w:sz="1"/>
+              <w:left w:val="single" w:color="BBBBBB" w:sz="1"/>
+              <w:bottom w:val="single" w:color="BBBBBB" w:sz="1"/>
+              <w:right w:val="single" w:color="BBBBBB" w:sz="1"/>
+            </w:tcBorders>
+            <w:tcMar>
+              <w:top w:type="dxa" w:w="60"/>
+              <w:left w:type="dxa" w:w="110"/>
+              <w:bottom w:type="dxa" w:w="60"/>
+              <w:right w:type="dxa" w:w="110"/>
+            </w:tcMar>
+          </w:tcPr>
+          <w:p>
+            <w:r>
+              <w:rPr>
+                <w:b w:val="false"/>
+                <w:bCs w:val="false"/>
+              </w:rPr>
               <w:t xml:space="preserve">TinyMCE</w:t>
             </w:r>
           </w:p>
@@ -853,7 +989,7 @@
             </w:tcMar>
           </w:tcPr>
           <w:p>
-            <w:hyperlink w:history="1" r:id="rIdsx3-vbud5xx14w_wagbts">
+            <w:hyperlink w:history="1" r:id="rIdo0_8kqd850ugblayf5kda">
               <w:r>
                 <w:rPr>
                   <w:rStyle w:val="Hyperlink"/>
@@ -989,7 +1125,7 @@
             </w:tcMar>
           </w:tcPr>
           <w:p>
-            <w:hyperlink w:history="1" r:id="rId8ubvcdkug7qlpd32aaby4">
+            <w:hyperlink w:history="1" r:id="rIdhlypr4rk73sug_t_rcysk">
               <w:r>
                 <w:rPr>
                   <w:rStyle w:val="Hyperlink"/>
@@ -1125,7 +1261,7 @@
             </w:tcMar>
           </w:tcPr>
           <w:p>
-            <w:hyperlink w:history="1" r:id="rId7_8rxvv4sr7e9fh8hjgcf">
+            <w:hyperlink w:history="1" r:id="rIdvupgzcctwpejqjhvbzs3p">
               <w:r>
                 <w:rPr>
                   <w:rStyle w:val="Hyperlink"/>
@@ -1142,7 +1278,7 @@
         <w:spacing w:before="120"/>
       </w:pPr>
       <w:r>
-        <w:t xml:space="preserve">Ion Auth je knihovna pro přihlašování a správu uživatelů v CodeIgniteru, kterou máme v projektu pro autentizaci. Vzhled jsme dělaly vlastním CSS, žádný hotový CSS framework (např. Bootstrap) jsme nepoužily.</w:t>
+        <w:t xml:space="preserve">Ion Auth je knihovna pro přihlašování a správu uživatelů v CodeIgniteru, kterou máme v projektu pro autentizaci. Pro vzhled používáme CSS framework Bootstrap doplněný o vlastní CSS, aby měla stránka svůj vlastní styl.</w:t>
       </w:r>
     </w:p>
     <w:p>
@@ -1173,7 +1309,7 @@
       <w:r>
         <w:t xml:space="preserve">Dokumentace CodeIgniter 4 – </w:t>
       </w:r>
-      <w:hyperlink w:history="1" r:id="rIducrsyzoe03vz-4lht-mrc">
+      <w:hyperlink w:history="1" r:id="rIdjf3fnnaiusflxzclrplka">
         <w:r>
           <w:rPr>
             <w:rStyle w:val="Hyperlink"/>
@@ -1194,7 +1330,7 @@
       <w:r>
         <w:t xml:space="preserve">Dokumentace TinyMCE – </w:t>
       </w:r>
-      <w:hyperlink w:history="1" r:id="rIdp8zfy728ekqjgqwh6frja">
+      <w:hyperlink w:history="1" r:id="rId8un1lla9bkzqbpcpvctf4">
         <w:r>
           <w:rPr>
             <w:rStyle w:val="Hyperlink"/>
@@ -1215,7 +1351,7 @@
       <w:r>
         <w:t xml:space="preserve">Dokumentace MySQL – </w:t>
       </w:r>
-      <w:hyperlink w:history="1" r:id="rIdwiwkciuz3fjcye7jl3l1l">
+      <w:hyperlink w:history="1" r:id="rId-n4zq-f7vu9nvbwlopsfx">
         <w:r>
           <w:rPr>
             <w:rStyle w:val="Hyperlink"/>
